--- a/seminar-papers/עבודה מסכמת - קריאה וכתיבה אקדמית ב - דפ נגד הרד.docx
+++ b/seminar-papers/עבודה מסכמת - קריאה וכתיבה אקדמית ב - דפ נגד הרד.docx
@@ -269,7 +269,7 @@
         <w:ind w:left="709"/>
         <w:jc w:val="left"/>
       </w:pPr>
-      <w:hyperlink w:history="1" r:id="rIdprjncz5mkj7mac-l8tyar">
+      <w:hyperlink w:history="1" r:id="rIdv1mzgotkrqyqm48v7a-_l">
         <w:r>
           <w:rPr>
             <w:rStyle w:val="Hyperlink"/>
@@ -296,7 +296,7 @@
           <w:szCs w:val="24"/>
           <w:rtl/>
         </w:rPr>
-        <w:t xml:space="preserve">(Hoffmeister &amp; Watts, 2018) - מאמר אקדמי מכתב עת. אותר במנוע החיפוש Google Scholar באמצעות מילות החיפוש והאופרטורים: jury AND "social media" AND internet. קישור לטקסט המלא:</w:t>
+        <w:t xml:space="preserve">(Das et al., 2025) - מאמר אקדמי מכתב עת. אותר במאגר המשפטי הפתוח AustLII באמצעות מילות החיפוש והאופרטורים: jury AND "social media" AND "fair trial". קישור לטקסט המלא:</w:t>
       </w:r>
     </w:p>
     <w:p>
@@ -306,7 +306,7 @@
         <w:ind w:left="709"/>
         <w:jc w:val="left"/>
       </w:pPr>
-      <w:hyperlink w:history="1" r:id="rIdwjwv8moiwj93lxqbz8lxt">
+      <w:hyperlink w:history="1" r:id="rIdeiecj7ww-u15qorogfxzb">
         <w:r>
           <w:rPr>
             <w:rStyle w:val="Hyperlink"/>
@@ -314,7 +314,7 @@
             <w:sz w:val="22"/>
             <w:szCs w:val="22"/>
           </w:rPr>
-          <w:t xml:space="preserve">https://papers.ssrn.com/sol3/papers.cfm?abstract_id=3273809</w:t>
+          <w:t xml:space="preserve">https://www.austlii.edu.au/au/journals/UWALawRw/2025/11.pdf</w:t>
         </w:r>
       </w:hyperlink>
     </w:p>
@@ -343,7 +343,7 @@
         <w:ind w:left="709"/>
         <w:jc w:val="left"/>
       </w:pPr>
-      <w:hyperlink w:history="1" r:id="rId-fy2_sm-z70hjnnweksra">
+      <w:hyperlink w:history="1" r:id="rIdjobc_vsb0c3qyrk3-pj4z">
         <w:r>
           <w:rPr>
             <w:rStyle w:val="Hyperlink"/>
@@ -389,7 +389,7 @@
           <w:szCs w:val="24"/>
           <w:rtl/>
         </w:rPr>
-        <w:t xml:space="preserve">ראש פרק זה, הראשון בסקירת הספרות של עבודת הסמינריון, עוסק במושג השידור החי ובתפקידו התרבותי כאשר ההליך המשודר הוא הליך משפטי. בשיח הרווח נתפס השידור החי כעניין טכני בלבד, כלומר כהעברה של אירוע בזמן שהוא מתרחש. הטענה המרכזית של ראש הפרק היא שהחיות אינה תכונה טכנית של הטקסט אלא טענה שהמדיה מייצרת ומנהלת, וככזו היא מקנה לצופה תחושת השתתפות ולא רק תחושת צפייה. מן הטענה נגזרת השערה מעשית: כאשר משפט משודר בשידור חי, הצופה אינו נותר קהל אלא נעשה שותף המפרש את הראיות בזמן אמת ומגבש הכרעה משלו. השערה זו נעשית משמעותית במיוחד כאשר הצפייה החיה מלווה בפלטפורמות המאפשרות תגובה מיידית והמונית. לביסוס הטענה נשען הפרק על שלושה מקורות מן העשור האחרון: מחקר תאורטי על מושג החיות, סקירת מחקר על מושבעים בסביבה מקוונת, ומחקר מקרה על ההליך שבמוקד העבודה. הדיון המשולב בשלושתם יניח את התשתית לבחינת השאלה מי מכריע כאשר ההכרעה משודרת.</w:t>
+        <w:t xml:space="preserve">ראש פרק זה, הראשון בסקירת הספרות של עבודת הסמינריון, עוסק במושג השידור החי ובתפקידו התרבותי כאשר ההליך המשודר הוא הליך משפטי. בשיח הרווח נתפס השידור החי כעניין טכני בלבד, כלומר כהעברה של אירוע בזמן שהוא מתרחש. הטענה המרכזית של ראש הפרק היא שהחיות אינה תכונה טכנית של הטקסט אלא טענה שהמדיה מייצרת ומנהלת, וככזו היא מקנה לצופה תחושת השתתפות ולא רק תחושת צפייה. מן הטענה נגזרת השערה מעשית: כאשר משפט משודר בשידור חי, הצופה אינו נותר קהל אלא נעשה שותף המפרש את הראיות בזמן אמת ומגבש הכרעה משלו. השערה זו נעשית משמעותית במיוחד כאשר הצפייה החיה מלווה בפלטפורמות המאפשרות תגובה מיידית והמונית. לביסוס הטענה נשען הפרק על שלושה מקורות מן העשור האחרון: מחקר תאורטי על מושג החיות, מחקר משפטי על מושבעים בסביבה מקוונת, ומחקר מקרה על ההליך שבמוקד העבודה. הדיון המשולב בשלושתם יניח את התשתית לבחינת השאלה מי מכריע כאשר ההכרעה משודרת.</w:t>
       </w:r>
     </w:p>
     <w:p>
@@ -425,7 +425,7 @@
           <w:szCs w:val="24"/>
           <w:rtl/>
         </w:rPr>
-        <w:t xml:space="preserve">שני המקורות הנוספים מראים מה קורה כאשר מנגנון החיות פוגש פלטפורמה המאפשרת השתתפות המונית, וכל אחד מהם עושה זאת מזווית אחרת. הופמייסטר ווטס (Hoffmeister &amp; Watts, 2018) סוקרים את המחקר על מושבעים בעידן האינטרנט ומראים שהמידע החיצוני אינו מגיע עוד רק מבחוץ אלא נמצא בכיסו של כל מושבע. מן הסקירה עולה שמושבעים מחפשים מידע על התיק ברשת, מפרסמים עליו ונחשפים לעמדותיהם של אחרים, ושהאיסורים המקובלים מתקשים לעמוד מול הרגלי צריכת מידע שנעשו אוטומטיים. נלסון (Nelson, 2025) בוחנת את הצד המשלים במחקר מקרה על ההליך שבין דפ להרד, שהיה משודר במלואו והפך לאירוע רשת עולמי. היא מתעדת היקפי השתתפות חריגים, ובכללם מיליארדי צפיות בתגיות ייעודיות ומיליוני פרסומים, ומראה כיצד השיח התארגן במהירות סביב צד אחד. קריאה משולבת של השניים מלמדת שהגבול בין הקהל למושבעים נעשה נקבובי משני עבריו: הקהל מתנהג כמכריע, והמכריעים חשופים לקהל. כך מתחדדת טענת ראש הפרק, שלפיה החיות אינה רק אופן שידור אלא מנגנון המסמיך את הצופה להכריע.</w:t>
+        <w:t xml:space="preserve">שני המקורות הנוספים מראים מה קורה כאשר מנגנון החיות פוגש פלטפורמה המאפשרת השתתפות המונית, וכל אחד מהם עושה זאת מזווית אחרת. דאס ואחרים (Das et al., 2025) בוחנים את האיום שמציבות הרשתות החברתיות בפני הגינותו של משפט מושבעים, ומראים שהמידע החיצוני אינו מגיע עוד רק מבחוץ אלא נמצא בכיסו של כל מושבע. מן המחקר עולה שמושבעים עלולים לחפש מידע על התיק ברשת, להיחשף לעמדותיהם של אחרים ואף לפרסם בעצמם, ושהכלים המסורתיים לשמירה על טוהר ההליך מתקשים לעמוד מול היקף החשיפה ומהירותה. נלסון (Nelson, 2025) בוחנת את הצד המשלים במחקר מקרה על ההליך שבין דפ להרד, שהיה משודר במלואו והפך לאירוע רשת עולמי. היא מתעדת היקפי השתתפות חריגים, ובכללם מיליארדי צפיות בתגיות ייעודיות ומיליוני פרסומים, ומראה כיצד השיח התארגן במהירות סביב צד אחד. קריאה משולבת של השניים מלמדת שהגבול בין הקהל למושבעים נעשה נקבובי משני עבריו: הקהל מתנהג כמכריע, והמכריעים חשופים לקהל. כך מתחדדת טענת ראש הפרק, שלפיה החיות אינה רק אופן שידור אלא מנגנון המסמיך את הצופה להכריע.</w:t>
       </w:r>
     </w:p>
     <w:p>
@@ -482,7 +482,7 @@
           <w:szCs w:val="24"/>
           <w:rtl w:val="false"/>
         </w:rPr>
-        <w:t xml:space="preserve">Hoffmeister, T., &amp; Watts, A. C. (2018). Social media, the internet, and trial by jury. </w:t>
+        <w:t xml:space="preserve">Das, C. A., Aston, J., &amp; Rigby, H. (2025). #australianjury#socialmedia: Natural justice on trial. </w:t>
       </w:r>
       <w:r>
         <w:rPr>
@@ -494,7 +494,7 @@
           <w:szCs w:val="24"/>
           <w:rtl w:val="false"/>
         </w:rPr>
-        <w:t xml:space="preserve">Annual Review of Law and Social Science, 14</w:t>
+        <w:t xml:space="preserve">University of Western Australia Law Review, 53</w:t>
       </w:r>
       <w:r>
         <w:rPr>
@@ -505,7 +505,7 @@
           <w:szCs w:val="24"/>
           <w:rtl w:val="false"/>
         </w:rPr>
-        <w:t xml:space="preserve">, 259-270.</w:t>
+        <w:t xml:space="preserve">(1), 220-239.</w:t>
       </w:r>
     </w:p>
     <w:p>
@@ -515,7 +515,7 @@
         <w:ind w:left="709"/>
         <w:jc w:val="left"/>
       </w:pPr>
-      <w:hyperlink w:history="1" r:id="rIdlj9fqbf9dg6wybdoo1bx6">
+      <w:hyperlink w:history="1" r:id="rIdbfxt6oklvhz59f-oluiq3">
         <w:r>
           <w:rPr>
             <w:rStyle w:val="Hyperlink"/>
@@ -523,7 +523,7 @@
             <w:sz w:val="22"/>
             <w:szCs w:val="22"/>
           </w:rPr>
-          <w:t xml:space="preserve">https://papers.ssrn.com/sol3/papers.cfm?abstract_id=3273809</w:t>
+          <w:t xml:space="preserve">https://www.austlii.edu.au/au/journals/UWALawRw/2025/11.pdf</w:t>
         </w:r>
       </w:hyperlink>
     </w:p>
@@ -576,7 +576,7 @@
         <w:ind w:left="709"/>
         <w:jc w:val="left"/>
       </w:pPr>
-      <w:hyperlink w:history="1" r:id="rIdhfjtulqxz3cd1ygx0b6pm">
+      <w:hyperlink w:history="1" r:id="rIdcsifd6e6rtaeklobmymaz">
         <w:r>
           <w:rPr>
             <w:rStyle w:val="Hyperlink"/>
@@ -637,7 +637,7 @@
         <w:ind w:left="709"/>
         <w:jc w:val="left"/>
       </w:pPr>
-      <w:hyperlink w:history="1" r:id="rId54grukfvdjr-ca4lfoqtq">
+      <w:hyperlink w:history="1" r:id="rIddit8vnpf0n5juollr17yy">
         <w:r>
           <w:rPr>
             <w:rStyle w:val="Hyperlink"/>

--- a/seminar-papers/עבודה מסכמת - קריאה וכתיבה אקדמית ב - דפ נגד הרד.docx
+++ b/seminar-papers/עבודה מסכמת - קריאה וכתיבה אקדמית ב - דפ נגד הרד.docx
@@ -269,7 +269,7 @@
         <w:ind w:left="709"/>
         <w:jc w:val="left"/>
       </w:pPr>
-      <w:hyperlink w:history="1" r:id="rIdv1mzgotkrqyqm48v7a-_l">
+      <w:hyperlink w:history="1" r:id="rIdp9djfoqt9gnecxdajb5wv">
         <w:r>
           <w:rPr>
             <w:rStyle w:val="Hyperlink"/>
@@ -306,7 +306,7 @@
         <w:ind w:left="709"/>
         <w:jc w:val="left"/>
       </w:pPr>
-      <w:hyperlink w:history="1" r:id="rIdeiecj7ww-u15qorogfxzb">
+      <w:hyperlink w:history="1" r:id="rIdvogcjtnc1c3s0ebtv7uwd">
         <w:r>
           <w:rPr>
             <w:rStyle w:val="Hyperlink"/>
@@ -343,7 +343,7 @@
         <w:ind w:left="709"/>
         <w:jc w:val="left"/>
       </w:pPr>
-      <w:hyperlink w:history="1" r:id="rIdjobc_vsb0c3qyrk3-pj4z">
+      <w:hyperlink w:history="1" r:id="rIdcpwt6v-nljqwzov-5ezuh">
         <w:r>
           <w:rPr>
             <w:rStyle w:val="Hyperlink"/>
@@ -515,7 +515,7 @@
         <w:ind w:left="709"/>
         <w:jc w:val="left"/>
       </w:pPr>
-      <w:hyperlink w:history="1" r:id="rIdbfxt6oklvhz59f-oluiq3">
+      <w:hyperlink w:history="1" r:id="rIdygh5dmikfhpuxiztox3gd">
         <w:r>
           <w:rPr>
             <w:rStyle w:val="Hyperlink"/>
@@ -576,7 +576,7 @@
         <w:ind w:left="709"/>
         <w:jc w:val="left"/>
       </w:pPr>
-      <w:hyperlink w:history="1" r:id="rIdcsifd6e6rtaeklobmymaz">
+      <w:hyperlink w:history="1" r:id="rIdjaqmkryw5-bv304nrdret">
         <w:r>
           <w:rPr>
             <w:rStyle w:val="Hyperlink"/>
@@ -637,7 +637,7 @@
         <w:ind w:left="709"/>
         <w:jc w:val="left"/>
       </w:pPr>
-      <w:hyperlink w:history="1" r:id="rIddit8vnpf0n5juollr17yy">
+      <w:hyperlink w:history="1" r:id="rIdxa7bm1mphp2apunkiqxz0">
         <w:r>
           <w:rPr>
             <w:rStyle w:val="Hyperlink"/>
@@ -648,6 +648,248 @@
           <w:t xml:space="preserve">https://pmc.ncbi.nlm.nih.gov/articles/PMC5732612/</w:t>
         </w:r>
       </w:hyperlink>
+    </w:p>
+    <w:p>
+      <w:pPr>
+        <w:pageBreakBefore/>
+        <w:bidi/>
+        <w:spacing w:after="240" w:line="360" w:lineRule="auto"/>
+        <w:jc w:val="start"/>
+      </w:pPr>
+      <w:r>
+        <w:rPr>
+          <w:rFonts w:ascii="Times New Roman" w:cs="David" w:eastAsia="David" w:hAnsi="Times New Roman"/>
+          <w:b/>
+          <w:bCs/>
+          <w:i w:val="false"/>
+          <w:sz w:val="32"/>
+          <w:szCs w:val="32"/>
+          <w:rtl/>
+        </w:rPr>
+        <w:t xml:space="preserve">נספחים</w:t>
+      </w:r>
+    </w:p>
+    <w:p>
+      <w:pPr>
+        <w:bidi/>
+        <w:spacing w:after="120" w:line="360" w:lineRule="auto"/>
+        <w:jc w:val="both"/>
+      </w:pPr>
+      <w:r>
+        <w:rPr>
+          <w:rFonts w:ascii="Times New Roman" w:cs="David" w:eastAsia="David" w:hAnsi="Times New Roman"/>
+          <w:b w:val="false"/>
+          <w:i w:val="false"/>
+          <w:sz w:val="24"/>
+          <w:szCs w:val="24"/>
+          <w:rtl/>
+        </w:rPr>
+        <w:t xml:space="preserve">להלן העמודים המרכזיים מן הפריטים האקדמיים ששימשו לכתיבת ראש הפרק. הפריטים המלאים מצורפים לתיבת ההגשה כנדרש בהנחיות.</w:t>
+      </w:r>
+    </w:p>
+    <w:p>
+      <w:pPr>
+        <w:bidi/>
+        <w:spacing w:after="120" w:line="360" w:lineRule="auto"/>
+        <w:jc w:val="start"/>
+      </w:pPr>
+      <w:r>
+        <w:rPr>
+          <w:rFonts w:ascii="Times New Roman" w:cs="David" w:eastAsia="David" w:hAnsi="Times New Roman"/>
+          <w:b/>
+          <w:bCs/>
+          <w:i w:val="false"/>
+          <w:sz w:val="24"/>
+          <w:szCs w:val="24"/>
+          <w:u w:val="single"/>
+          <w:rtl/>
+        </w:rPr>
+        <w:t xml:space="preserve">נספח א: Das ואחרים (2025), עמ' 220-221 (תקציר, תוכן העניינים ופתיחת המאמר)</w:t>
+      </w:r>
+    </w:p>
+    <w:p>
+      <w:pPr>
+        <w:spacing w:after="60"/>
+        <w:jc w:val="center"/>
+      </w:pPr>
+      <w:r>
+        <w:drawing>
+          <wp:inline distT="0" distB="0" distL="0" distR="0">
+            <wp:extent cx="4810125" cy="6800850"/>
+            <wp:effectExtent t="0" r="0" b="0" l="0"/>
+            <wp:docPr id="1" name="" descr="" title=""/>
+            <wp:cNvGraphicFramePr>
+              <a:graphicFrameLocks xmlns:a="http://schemas.openxmlformats.org/drawingml/2006/main" noChangeAspect="1"/>
+            </wp:cNvGraphicFramePr>
+            <a:graphic xmlns:a="http://schemas.openxmlformats.org/drawingml/2006/main">
+              <a:graphicData uri="http://schemas.openxmlformats.org/drawingml/2006/picture">
+                <pic:pic xmlns:pic="http://schemas.openxmlformats.org/drawingml/2006/picture">
+                  <pic:nvPicPr>
+                    <pic:cNvPr id="0" name="" descr=""/>
+                    <pic:cNvPicPr>
+                      <a:picLocks noChangeAspect="1" noChangeArrowheads="1"/>
+                    </pic:cNvPicPr>
+                  </pic:nvPicPr>
+                  <pic:blipFill>
+                    <a:blip r:embed="rId9" cstate="none"/>
+                    <a:srcRect/>
+                    <a:stretch>
+                      <a:fillRect/>
+                    </a:stretch>
+                  </pic:blipFill>
+                  <pic:spPr bwMode="auto">
+                    <a:xfrm>
+                      <a:off x="0" y="0"/>
+                      <a:ext cx="4810125" cy="6800850"/>
+                    </a:xfrm>
+                    <a:prstGeom prst="rect">
+                      <a:avLst/>
+                    </a:prstGeom>
+                  </pic:spPr>
+                </pic:pic>
+              </a:graphicData>
+            </a:graphic>
+          </wp:inline>
+        </w:drawing>
+      </w:r>
+    </w:p>
+    <w:p>
+      <w:pPr>
+        <w:spacing w:after="60"/>
+        <w:jc w:val="center"/>
+      </w:pPr>
+      <w:r>
+        <w:drawing>
+          <wp:inline distT="0" distB="0" distL="0" distR="0">
+            <wp:extent cx="4810125" cy="6800850"/>
+            <wp:effectExtent t="0" r="0" b="0" l="0"/>
+            <wp:docPr id="1" name="" descr="" title=""/>
+            <wp:cNvGraphicFramePr>
+              <a:graphicFrameLocks xmlns:a="http://schemas.openxmlformats.org/drawingml/2006/main" noChangeAspect="1"/>
+            </wp:cNvGraphicFramePr>
+            <a:graphic xmlns:a="http://schemas.openxmlformats.org/drawingml/2006/main">
+              <a:graphicData uri="http://schemas.openxmlformats.org/drawingml/2006/picture">
+                <pic:pic xmlns:pic="http://schemas.openxmlformats.org/drawingml/2006/picture">
+                  <pic:nvPicPr>
+                    <pic:cNvPr id="0" name="" descr=""/>
+                    <pic:cNvPicPr>
+                      <a:picLocks noChangeAspect="1" noChangeArrowheads="1"/>
+                    </pic:cNvPicPr>
+                  </pic:nvPicPr>
+                  <pic:blipFill>
+                    <a:blip r:embed="rId10" cstate="none"/>
+                    <a:srcRect/>
+                    <a:stretch>
+                      <a:fillRect/>
+                    </a:stretch>
+                  </pic:blipFill>
+                  <pic:spPr bwMode="auto">
+                    <a:xfrm>
+                      <a:off x="0" y="0"/>
+                      <a:ext cx="4810125" cy="6800850"/>
+                    </a:xfrm>
+                    <a:prstGeom prst="rect">
+                      <a:avLst/>
+                    </a:prstGeom>
+                  </pic:spPr>
+                </pic:pic>
+              </a:graphicData>
+            </a:graphic>
+          </wp:inline>
+        </w:drawing>
+      </w:r>
+    </w:p>
+    <w:p>
+      <w:pPr>
+        <w:spacing w:after="60"/>
+        <w:jc w:val="center"/>
+      </w:pPr>
+      <w:r>
+        <w:drawing>
+          <wp:inline distT="0" distB="0" distL="0" distR="0">
+            <wp:extent cx="4810125" cy="6800850"/>
+            <wp:effectExtent t="0" r="0" b="0" l="0"/>
+            <wp:docPr id="1" name="" descr="" title=""/>
+            <wp:cNvGraphicFramePr>
+              <a:graphicFrameLocks xmlns:a="http://schemas.openxmlformats.org/drawingml/2006/main" noChangeAspect="1"/>
+            </wp:cNvGraphicFramePr>
+            <a:graphic xmlns:a="http://schemas.openxmlformats.org/drawingml/2006/main">
+              <a:graphicData uri="http://schemas.openxmlformats.org/drawingml/2006/picture">
+                <pic:pic xmlns:pic="http://schemas.openxmlformats.org/drawingml/2006/picture">
+                  <pic:nvPicPr>
+                    <pic:cNvPr id="0" name="" descr=""/>
+                    <pic:cNvPicPr>
+                      <a:picLocks noChangeAspect="1" noChangeArrowheads="1"/>
+                    </pic:cNvPicPr>
+                  </pic:nvPicPr>
+                  <pic:blipFill>
+                    <a:blip r:embed="rId11" cstate="none"/>
+                    <a:srcRect/>
+                    <a:stretch>
+                      <a:fillRect/>
+                    </a:stretch>
+                  </pic:blipFill>
+                  <pic:spPr bwMode="auto">
+                    <a:xfrm>
+                      <a:off x="0" y="0"/>
+                      <a:ext cx="4810125" cy="6800850"/>
+                    </a:xfrm>
+                    <a:prstGeom prst="rect">
+                      <a:avLst/>
+                    </a:prstGeom>
+                  </pic:spPr>
+                </pic:pic>
+              </a:graphicData>
+            </a:graphic>
+          </wp:inline>
+        </w:drawing>
+      </w:r>
+    </w:p>
+    <w:p>
+      <w:pPr>
+        <w:spacing w:after="60"/>
+        <w:jc w:val="center"/>
+      </w:pPr>
+      <w:r>
+        <w:drawing>
+          <wp:inline distT="0" distB="0" distL="0" distR="0">
+            <wp:extent cx="4810125" cy="6800850"/>
+            <wp:effectExtent t="0" r="0" b="0" l="0"/>
+            <wp:docPr id="1" name="" descr="" title=""/>
+            <wp:cNvGraphicFramePr>
+              <a:graphicFrameLocks xmlns:a="http://schemas.openxmlformats.org/drawingml/2006/main" noChangeAspect="1"/>
+            </wp:cNvGraphicFramePr>
+            <a:graphic xmlns:a="http://schemas.openxmlformats.org/drawingml/2006/main">
+              <a:graphicData uri="http://schemas.openxmlformats.org/drawingml/2006/picture">
+                <pic:pic xmlns:pic="http://schemas.openxmlformats.org/drawingml/2006/picture">
+                  <pic:nvPicPr>
+                    <pic:cNvPr id="0" name="" descr=""/>
+                    <pic:cNvPicPr>
+                      <a:picLocks noChangeAspect="1" noChangeArrowheads="1"/>
+                    </pic:cNvPicPr>
+                  </pic:nvPicPr>
+                  <pic:blipFill>
+                    <a:blip r:embed="rId12" cstate="none"/>
+                    <a:srcRect/>
+                    <a:stretch>
+                      <a:fillRect/>
+                    </a:stretch>
+                  </pic:blipFill>
+                  <pic:spPr bwMode="auto">
+                    <a:xfrm>
+                      <a:off x="0" y="0"/>
+                      <a:ext cx="4810125" cy="6800850"/>
+                    </a:xfrm>
+                    <a:prstGeom prst="rect">
+                      <a:avLst/>
+                    </a:prstGeom>
+                  </pic:spPr>
+                </pic:pic>
+              </a:graphicData>
+            </a:graphic>
+          </wp:inline>
+        </w:drawing>
+      </w:r>
     </w:p>
     <w:sectPr>
       <w:headerReference w:type="default" r:id="rId7"/>

--- a/seminar-papers/עבודה מסכמת - קריאה וכתיבה אקדמית ב - דפ נגד הרד.docx
+++ b/seminar-papers/עבודה מסכמת - קריאה וכתיבה אקדמית ב - דפ נגד הרד.docx
@@ -269,7 +269,7 @@
         <w:ind w:left="709"/>
         <w:jc w:val="left"/>
       </w:pPr>
-      <w:hyperlink w:history="1" r:id="rIdp9djfoqt9gnecxdajb5wv">
+      <w:hyperlink w:history="1" r:id="rIdjrsiqvolugdbf8rjye9he">
         <w:r>
           <w:rPr>
             <w:rStyle w:val="Hyperlink"/>
@@ -306,7 +306,7 @@
         <w:ind w:left="709"/>
         <w:jc w:val="left"/>
       </w:pPr>
-      <w:hyperlink w:history="1" r:id="rIdvogcjtnc1c3s0ebtv7uwd">
+      <w:hyperlink w:history="1" r:id="rIdxz50domsq_zezfslzcigr">
         <w:r>
           <w:rPr>
             <w:rStyle w:val="Hyperlink"/>
@@ -343,7 +343,7 @@
         <w:ind w:left="709"/>
         <w:jc w:val="left"/>
       </w:pPr>
-      <w:hyperlink w:history="1" r:id="rIdcpwt6v-nljqwzov-5ezuh">
+      <w:hyperlink w:history="1" r:id="rIdi4_pkbu1fohom2s24v0ue">
         <w:r>
           <w:rPr>
             <w:rStyle w:val="Hyperlink"/>
@@ -425,7 +425,7 @@
           <w:szCs w:val="24"/>
           <w:rtl/>
         </w:rPr>
-        <w:t xml:space="preserve">שני המקורות הנוספים מראים מה קורה כאשר מנגנון החיות פוגש פלטפורמה המאפשרת השתתפות המונית, וכל אחד מהם עושה זאת מזווית אחרת. דאס ואחרים (Das et al., 2025) בוחנים את האיום שמציבות הרשתות החברתיות בפני הגינותו של משפט מושבעים, ומראים שהמידע החיצוני אינו מגיע עוד רק מבחוץ אלא נמצא בכיסו של כל מושבע. מן המחקר עולה שמושבעים עלולים לחפש מידע על התיק ברשת, להיחשף לעמדותיהם של אחרים ואף לפרסם בעצמם, ושהכלים המסורתיים לשמירה על טוהר ההליך מתקשים לעמוד מול היקף החשיפה ומהירותה. נלסון (Nelson, 2025) בוחנת את הצד המשלים במחקר מקרה על ההליך שבין דפ להרד, שהיה משודר במלואו והפך לאירוע רשת עולמי. היא מתעדת היקפי השתתפות חריגים, ובכללם מיליארדי צפיות בתגיות ייעודיות ומיליוני פרסומים, ומראה כיצד השיח התארגן במהירות סביב צד אחד. קריאה משולבת של השניים מלמדת שהגבול בין הקהל למושבעים נעשה נקבובי משני עבריו: הקהל מתנהג כמכריע, והמכריעים חשופים לקהל. כך מתחדדת טענת ראש הפרק, שלפיה החיות אינה רק אופן שידור אלא מנגנון המסמיך את הצופה להכריע.</w:t>
+        <w:t xml:space="preserve">שני המקורות הנוספים מראים מה קורה כאשר מנגנון החיות פוגש פלטפורמה המאפשרת השתתפות המונית, וכל אחד מהם עושה זאת מזווית אחרת. דאס ואחרים (Das et al., 2025) בוחנים את האיום שמציבות הרשתות החברתיות בפני הגינותו של משפט מושבעים, ומראים שהמידע החיצוני אינו מגיע עוד רק מבחוץ אלא נמצא בכיסו של כל מושבע. מן המחקר עולה שמושבעים עלולים לחפש מידע על התיק ברשת, להיחשף לעמדותיהם של אחרים ואף לפרסם בעצמם, ושהכלים המסורתיים לשמירה על טוהר ההליך מתקשים לעמוד מול היקף החשיפה ומהירותה. נלסון (Nelson, 2025) בוחנת את הצד המשלים במחקר מקרה על ההליך שבין דפ להרד, שהוא לדבריה משפט הסלבריטאים רחב ההיקף הראשון של עידן הסטרימינג. היא מתארת כיצד ערוץ היוטיוב שסיקר את המשפט הגיע ביום הכרעת הדין לשיא של 3.5 מיליון צופים במקביל, רובם מחוץ לארצות הברית, וכיצד התפתח סביבו שיח רשתי עצום של ממים ותיאוריות. קריאה משולבת של השניים מלמדת שהגבול בין הקהל למושבעים נעשה נקבובי משני עבריו: הקהל מתנהג כמכריע, והמכריעים חשופים לקהל. כך מתחדדת טענת ראש הפרק, שלפיה החיות אינה רק אופן שידור אלא מנגנון המסמיך את הצופה להכריע.</w:t>
       </w:r>
     </w:p>
     <w:p>
@@ -515,7 +515,7 @@
         <w:ind w:left="709"/>
         <w:jc w:val="left"/>
       </w:pPr>
-      <w:hyperlink w:history="1" r:id="rIdygh5dmikfhpuxiztox3gd">
+      <w:hyperlink w:history="1" r:id="rIdinqjvwcwruhhuowwxpj-8">
         <w:r>
           <w:rPr>
             <w:rStyle w:val="Hyperlink"/>
@@ -576,7 +576,7 @@
         <w:ind w:left="709"/>
         <w:jc w:val="left"/>
       </w:pPr>
-      <w:hyperlink w:history="1" r:id="rIdjaqmkryw5-bv304nrdret">
+      <w:hyperlink w:history="1" r:id="rIdflslzijdekphchm3lilyj">
         <w:r>
           <w:rPr>
             <w:rStyle w:val="Hyperlink"/>
@@ -637,7 +637,7 @@
         <w:ind w:left="709"/>
         <w:jc w:val="left"/>
       </w:pPr>
-      <w:hyperlink w:history="1" r:id="rIdxa7bm1mphp2apunkiqxz0">
+      <w:hyperlink w:history="1" r:id="rIdi-ssm5opt3nh8donwvo0k">
         <w:r>
           <w:rPr>
             <w:rStyle w:val="Hyperlink"/>
@@ -684,7 +684,7 @@
           <w:szCs w:val="24"/>
           <w:rtl/>
         </w:rPr>
-        <w:t xml:space="preserve">להלן העמודים המרכזיים מן הפריטים האקדמיים ששימשו לכתיבת ראש הפרק. הפריטים המלאים מצורפים לתיבת ההגשה כנדרש בהנחיות.</w:t>
+        <w:t xml:space="preserve">להלן העמודים מן הפריטים האקדמיים שאליהם התייחסתי בראש הפרק. הפריטים המלאים מצורפים לתיבת ההגשה כנדרש בהנחיות.</w:t>
       </w:r>
     </w:p>
     <w:p>
@@ -704,7 +704,7 @@
           <w:u w:val="single"/>
           <w:rtl/>
         </w:rPr>
-        <w:t xml:space="preserve">נספח א: Das ואחרים (2025), עמ' 220-221 (תקציר, תוכן העניינים ופתיחת המאמר)</w:t>
+        <w:t xml:space="preserve">נספח א: van Es (2017), עמ' 1245-1247 (תקציר, פתיחה והגישות הקיימות למושג החיות)</w:t>
       </w:r>
     </w:p>
     <w:p>
@@ -847,6 +847,27 @@
     </w:p>
     <w:p>
       <w:pPr>
+        <w:pageBreakBefore/>
+        <w:bidi/>
+        <w:spacing w:after="120" w:line="360" w:lineRule="auto"/>
+        <w:jc w:val="start"/>
+      </w:pPr>
+      <w:r>
+        <w:rPr>
+          <w:rFonts w:ascii="Times New Roman" w:cs="David" w:eastAsia="David" w:hAnsi="Times New Roman"/>
+          <w:b/>
+          <w:bCs/>
+          <w:i w:val="false"/>
+          <w:sz w:val="24"/>
+          <w:szCs w:val="24"/>
+          <w:u w:val="single"/>
+          <w:rtl/>
+        </w:rPr>
+        <w:t xml:space="preserve">נספח ב: Das ואחרים (2025), עמ' 220-223 (תקציר, תוכן העניינים, המבוא ופרשות המושבעים ברשתות)</w:t>
+      </w:r>
+    </w:p>
+    <w:p>
+      <w:pPr>
         <w:spacing w:after="60"/>
         <w:jc w:val="center"/>
       </w:pPr>
@@ -870,6 +891,257 @@
                   </pic:nvPicPr>
                   <pic:blipFill>
                     <a:blip r:embed="rId12" cstate="none"/>
+                    <a:srcRect/>
+                    <a:stretch>
+                      <a:fillRect/>
+                    </a:stretch>
+                  </pic:blipFill>
+                  <pic:spPr bwMode="auto">
+                    <a:xfrm>
+                      <a:off x="0" y="0"/>
+                      <a:ext cx="4810125" cy="6800850"/>
+                    </a:xfrm>
+                    <a:prstGeom prst="rect">
+                      <a:avLst/>
+                    </a:prstGeom>
+                  </pic:spPr>
+                </pic:pic>
+              </a:graphicData>
+            </a:graphic>
+          </wp:inline>
+        </w:drawing>
+      </w:r>
+    </w:p>
+    <w:p>
+      <w:pPr>
+        <w:spacing w:after="60"/>
+        <w:jc w:val="center"/>
+      </w:pPr>
+      <w:r>
+        <w:drawing>
+          <wp:inline distT="0" distB="0" distL="0" distR="0">
+            <wp:extent cx="4810125" cy="6800850"/>
+            <wp:effectExtent t="0" r="0" b="0" l="0"/>
+            <wp:docPr id="1" name="" descr="" title=""/>
+            <wp:cNvGraphicFramePr>
+              <a:graphicFrameLocks xmlns:a="http://schemas.openxmlformats.org/drawingml/2006/main" noChangeAspect="1"/>
+            </wp:cNvGraphicFramePr>
+            <a:graphic xmlns:a="http://schemas.openxmlformats.org/drawingml/2006/main">
+              <a:graphicData uri="http://schemas.openxmlformats.org/drawingml/2006/picture">
+                <pic:pic xmlns:pic="http://schemas.openxmlformats.org/drawingml/2006/picture">
+                  <pic:nvPicPr>
+                    <pic:cNvPr id="0" name="" descr=""/>
+                    <pic:cNvPicPr>
+                      <a:picLocks noChangeAspect="1" noChangeArrowheads="1"/>
+                    </pic:cNvPicPr>
+                  </pic:nvPicPr>
+                  <pic:blipFill>
+                    <a:blip r:embed="rId13" cstate="none"/>
+                    <a:srcRect/>
+                    <a:stretch>
+                      <a:fillRect/>
+                    </a:stretch>
+                  </pic:blipFill>
+                  <pic:spPr bwMode="auto">
+                    <a:xfrm>
+                      <a:off x="0" y="0"/>
+                      <a:ext cx="4810125" cy="6800850"/>
+                    </a:xfrm>
+                    <a:prstGeom prst="rect">
+                      <a:avLst/>
+                    </a:prstGeom>
+                  </pic:spPr>
+                </pic:pic>
+              </a:graphicData>
+            </a:graphic>
+          </wp:inline>
+        </w:drawing>
+      </w:r>
+    </w:p>
+    <w:p>
+      <w:pPr>
+        <w:spacing w:after="60"/>
+        <w:jc w:val="center"/>
+      </w:pPr>
+      <w:r>
+        <w:drawing>
+          <wp:inline distT="0" distB="0" distL="0" distR="0">
+            <wp:extent cx="4810125" cy="6800850"/>
+            <wp:effectExtent t="0" r="0" b="0" l="0"/>
+            <wp:docPr id="1" name="" descr="" title=""/>
+            <wp:cNvGraphicFramePr>
+              <a:graphicFrameLocks xmlns:a="http://schemas.openxmlformats.org/drawingml/2006/main" noChangeAspect="1"/>
+            </wp:cNvGraphicFramePr>
+            <a:graphic xmlns:a="http://schemas.openxmlformats.org/drawingml/2006/main">
+              <a:graphicData uri="http://schemas.openxmlformats.org/drawingml/2006/picture">
+                <pic:pic xmlns:pic="http://schemas.openxmlformats.org/drawingml/2006/picture">
+                  <pic:nvPicPr>
+                    <pic:cNvPr id="0" name="" descr=""/>
+                    <pic:cNvPicPr>
+                      <a:picLocks noChangeAspect="1" noChangeArrowheads="1"/>
+                    </pic:cNvPicPr>
+                  </pic:nvPicPr>
+                  <pic:blipFill>
+                    <a:blip r:embed="rId14" cstate="none"/>
+                    <a:srcRect/>
+                    <a:stretch>
+                      <a:fillRect/>
+                    </a:stretch>
+                  </pic:blipFill>
+                  <pic:spPr bwMode="auto">
+                    <a:xfrm>
+                      <a:off x="0" y="0"/>
+                      <a:ext cx="4810125" cy="6800850"/>
+                    </a:xfrm>
+                    <a:prstGeom prst="rect">
+                      <a:avLst/>
+                    </a:prstGeom>
+                  </pic:spPr>
+                </pic:pic>
+              </a:graphicData>
+            </a:graphic>
+          </wp:inline>
+        </w:drawing>
+      </w:r>
+    </w:p>
+    <w:p>
+      <w:pPr>
+        <w:spacing w:after="60"/>
+        <w:jc w:val="center"/>
+      </w:pPr>
+      <w:r>
+        <w:drawing>
+          <wp:inline distT="0" distB="0" distL="0" distR="0">
+            <wp:extent cx="4810125" cy="6800850"/>
+            <wp:effectExtent t="0" r="0" b="0" l="0"/>
+            <wp:docPr id="1" name="" descr="" title=""/>
+            <wp:cNvGraphicFramePr>
+              <a:graphicFrameLocks xmlns:a="http://schemas.openxmlformats.org/drawingml/2006/main" noChangeAspect="1"/>
+            </wp:cNvGraphicFramePr>
+            <a:graphic xmlns:a="http://schemas.openxmlformats.org/drawingml/2006/main">
+              <a:graphicData uri="http://schemas.openxmlformats.org/drawingml/2006/picture">
+                <pic:pic xmlns:pic="http://schemas.openxmlformats.org/drawingml/2006/picture">
+                  <pic:nvPicPr>
+                    <pic:cNvPr id="0" name="" descr=""/>
+                    <pic:cNvPicPr>
+                      <a:picLocks noChangeAspect="1" noChangeArrowheads="1"/>
+                    </pic:cNvPicPr>
+                  </pic:nvPicPr>
+                  <pic:blipFill>
+                    <a:blip r:embed="rId15" cstate="none"/>
+                    <a:srcRect/>
+                    <a:stretch>
+                      <a:fillRect/>
+                    </a:stretch>
+                  </pic:blipFill>
+                  <pic:spPr bwMode="auto">
+                    <a:xfrm>
+                      <a:off x="0" y="0"/>
+                      <a:ext cx="4810125" cy="6800850"/>
+                    </a:xfrm>
+                    <a:prstGeom prst="rect">
+                      <a:avLst/>
+                    </a:prstGeom>
+                  </pic:spPr>
+                </pic:pic>
+              </a:graphicData>
+            </a:graphic>
+          </wp:inline>
+        </w:drawing>
+      </w:r>
+    </w:p>
+    <w:p>
+      <w:pPr>
+        <w:pageBreakBefore/>
+        <w:bidi/>
+        <w:spacing w:after="120" w:line="360" w:lineRule="auto"/>
+        <w:jc w:val="start"/>
+      </w:pPr>
+      <w:r>
+        <w:rPr>
+          <w:rFonts w:ascii="Times New Roman" w:cs="David" w:eastAsia="David" w:hAnsi="Times New Roman"/>
+          <w:b/>
+          <w:bCs/>
+          <w:i w:val="false"/>
+          <w:sz w:val="24"/>
+          <w:szCs w:val="24"/>
+          <w:u w:val="single"/>
+          <w:rtl/>
+        </w:rPr>
+        <w:t xml:space="preserve">נספח ג: Nelson (2025), עמ' 233 ו-235 (תקציר, וההחלטה לשדר את המשפט ונתוני הצפייה)</w:t>
+      </w:r>
+    </w:p>
+    <w:p>
+      <w:pPr>
+        <w:spacing w:after="60"/>
+        <w:jc w:val="center"/>
+      </w:pPr>
+      <w:r>
+        <w:drawing>
+          <wp:inline distT="0" distB="0" distL="0" distR="0">
+            <wp:extent cx="4810125" cy="6800850"/>
+            <wp:effectExtent t="0" r="0" b="0" l="0"/>
+            <wp:docPr id="1" name="" descr="" title=""/>
+            <wp:cNvGraphicFramePr>
+              <a:graphicFrameLocks xmlns:a="http://schemas.openxmlformats.org/drawingml/2006/main" noChangeAspect="1"/>
+            </wp:cNvGraphicFramePr>
+            <a:graphic xmlns:a="http://schemas.openxmlformats.org/drawingml/2006/main">
+              <a:graphicData uri="http://schemas.openxmlformats.org/drawingml/2006/picture">
+                <pic:pic xmlns:pic="http://schemas.openxmlformats.org/drawingml/2006/picture">
+                  <pic:nvPicPr>
+                    <pic:cNvPr id="0" name="" descr=""/>
+                    <pic:cNvPicPr>
+                      <a:picLocks noChangeAspect="1" noChangeArrowheads="1"/>
+                    </pic:cNvPicPr>
+                  </pic:nvPicPr>
+                  <pic:blipFill>
+                    <a:blip r:embed="rId16" cstate="none"/>
+                    <a:srcRect/>
+                    <a:stretch>
+                      <a:fillRect/>
+                    </a:stretch>
+                  </pic:blipFill>
+                  <pic:spPr bwMode="auto">
+                    <a:xfrm>
+                      <a:off x="0" y="0"/>
+                      <a:ext cx="4810125" cy="6800850"/>
+                    </a:xfrm>
+                    <a:prstGeom prst="rect">
+                      <a:avLst/>
+                    </a:prstGeom>
+                  </pic:spPr>
+                </pic:pic>
+              </a:graphicData>
+            </a:graphic>
+          </wp:inline>
+        </w:drawing>
+      </w:r>
+    </w:p>
+    <w:p>
+      <w:pPr>
+        <w:spacing w:after="60"/>
+        <w:jc w:val="center"/>
+      </w:pPr>
+      <w:r>
+        <w:drawing>
+          <wp:inline distT="0" distB="0" distL="0" distR="0">
+            <wp:extent cx="4810125" cy="6800850"/>
+            <wp:effectExtent t="0" r="0" b="0" l="0"/>
+            <wp:docPr id="1" name="" descr="" title=""/>
+            <wp:cNvGraphicFramePr>
+              <a:graphicFrameLocks xmlns:a="http://schemas.openxmlformats.org/drawingml/2006/main" noChangeAspect="1"/>
+            </wp:cNvGraphicFramePr>
+            <a:graphic xmlns:a="http://schemas.openxmlformats.org/drawingml/2006/main">
+              <a:graphicData uri="http://schemas.openxmlformats.org/drawingml/2006/picture">
+                <pic:pic xmlns:pic="http://schemas.openxmlformats.org/drawingml/2006/picture">
+                  <pic:nvPicPr>
+                    <pic:cNvPr id="0" name="" descr=""/>
+                    <pic:cNvPicPr>
+                      <a:picLocks noChangeAspect="1" noChangeArrowheads="1"/>
+                    </pic:cNvPicPr>
+                  </pic:nvPicPr>
+                  <pic:blipFill>
+                    <a:blip r:embed="rId17" cstate="none"/>
                     <a:srcRect/>
                     <a:stretch>
                       <a:fillRect/>
